--- a/03572 Intrucciones Taller obligatorio 3.docx
+++ b/03572 Intrucciones Taller obligatorio 3.docx
@@ -390,14 +390,14 @@
         <w:rPr>
           <w:rFonts w:ascii="Futura" w:hAnsi="Futura"/>
         </w:rPr>
-        <w:t xml:space="preserve"> debidamente instalado de forma predeterminada. En el taller no se tomará tiempo para realizar instalaciones, si tienen problemas de ejecución se les recomienda consultar con tiempo en </w:t>
+        <w:t xml:space="preserve"> debidamente instalado de forma predeterminada. En el taller no se tomará tiempo para realizar instalaciones, si tienen problemas de ejecución se les recomienda consultar con </w:t>
       </w:r>
       <w:r>
         <w:rPr>
           <w:rFonts w:ascii="Futura" w:hAnsi="Futura"/>
         </w:rPr>
         <w:lastRenderedPageBreak/>
-        <w:t>el foro de consulta para que pueda resolver el inconveniente antes del taller.</w:t>
+        <w:t>tiempo en el foro de consulta para que pueda resolver el inconveniente antes del taller.</w:t>
       </w:r>
     </w:p>
     <w:p>
@@ -710,6 +710,7 @@
           <w:b/>
           <w:bCs/>
         </w:rPr>
+        <w:lastRenderedPageBreak/>
         <w:t>DESCRIPCION DEL PROBLEMA:</w:t>
       </w:r>
     </w:p>
@@ -776,12 +777,21 @@
           <w:lang w:val="es-CR"/>
         </w:rPr>
       </w:pPr>
+      <w:proofErr w:type="gramStart"/>
       <w:r>
         <w:rPr>
           <w:rFonts w:ascii="Futura" w:hAnsi="Futura"/>
           <w:lang w:val="es-CR"/>
         </w:rPr>
-        <w:t>insertar(Vacuna v)</w:t>
+        <w:t>insertar(</w:t>
+      </w:r>
+      <w:proofErr w:type="gramEnd"/>
+      <w:r>
+        <w:rPr>
+          <w:rFonts w:ascii="Futura" w:hAnsi="Futura"/>
+          <w:lang w:val="es-CR"/>
+        </w:rPr>
+        <w:t>Vacuna v)</w:t>
       </w:r>
     </w:p>
     <w:p>
@@ -796,6 +806,7 @@
           <w:lang w:val="es-CR"/>
         </w:rPr>
       </w:pPr>
+      <w:proofErr w:type="gramStart"/>
       <w:r>
         <w:rPr>
           <w:rFonts w:ascii="Futura" w:hAnsi="Futura"/>
@@ -804,6 +815,7 @@
         <w:t>buscar(</w:t>
       </w:r>
       <w:proofErr w:type="spellStart"/>
+      <w:proofErr w:type="gramEnd"/>
       <w:r>
         <w:rPr>
           <w:rFonts w:ascii="Futura" w:hAnsi="Futura"/>
@@ -848,12 +860,21 @@
           <w:lang w:val="es-CR"/>
         </w:rPr>
       </w:pPr>
+      <w:proofErr w:type="gramStart"/>
       <w:r>
         <w:rPr>
           <w:rFonts w:ascii="Futura" w:hAnsi="Futura"/>
           <w:lang w:val="es-CR"/>
         </w:rPr>
-        <w:t>actualizar(Vacuna v)</w:t>
+        <w:t>actualizar(</w:t>
+      </w:r>
+      <w:proofErr w:type="gramEnd"/>
+      <w:r>
+        <w:rPr>
+          <w:rFonts w:ascii="Futura" w:hAnsi="Futura"/>
+          <w:lang w:val="es-CR"/>
+        </w:rPr>
+        <w:t>Vacuna v)</w:t>
       </w:r>
     </w:p>
     <w:p>
@@ -868,6 +889,7 @@
           <w:lang w:val="es-CR"/>
         </w:rPr>
       </w:pPr>
+      <w:proofErr w:type="gramStart"/>
       <w:r>
         <w:rPr>
           <w:rFonts w:ascii="Futura" w:hAnsi="Futura"/>
@@ -876,6 +898,7 @@
         <w:t>eliminar(</w:t>
       </w:r>
       <w:proofErr w:type="spellStart"/>
+      <w:proofErr w:type="gramEnd"/>
       <w:r>
         <w:rPr>
           <w:rFonts w:ascii="Futura" w:hAnsi="Futura"/>
@@ -920,12 +943,21 @@
           <w:lang w:val="es-CR"/>
         </w:rPr>
       </w:pPr>
+      <w:proofErr w:type="gramStart"/>
       <w:r>
         <w:rPr>
           <w:rFonts w:ascii="Futura" w:hAnsi="Futura"/>
           <w:lang w:val="es-CR"/>
         </w:rPr>
-        <w:t>listar()</w:t>
+        <w:t>listar(</w:t>
+      </w:r>
+      <w:proofErr w:type="gramEnd"/>
+      <w:r>
+        <w:rPr>
+          <w:rFonts w:ascii="Futura" w:hAnsi="Futura"/>
+          <w:lang w:val="es-CR"/>
+        </w:rPr>
+        <w:t>)</w:t>
       </w:r>
     </w:p>
     <w:p>
@@ -1183,96 +1215,34 @@
     </w:p>
     <w:p>
       <w:pPr>
-        <w:spacing w:line="276" w:lineRule="auto"/>
-        <w:rPr>
-          <w:rFonts w:ascii="Futura" w:hAnsi="Futura"/>
-          <w:lang w:val="es-CR"/>
-        </w:rPr>
-      </w:pPr>
+        <w:pStyle w:val="p1"/>
+        <w:rPr>
+          <w:rFonts w:ascii="Futura" w:eastAsiaTheme="minorHAnsi" w:hAnsi="Futura" w:cstheme="minorBidi"/>
+          <w:lang w:eastAsia="en-US"/>
+        </w:rPr>
+      </w:pPr>
+      <w:r>
+        <w:rPr>
+          <w:rFonts w:ascii="Futura" w:eastAsiaTheme="minorHAnsi" w:hAnsi="Futura" w:cstheme="minorBidi"/>
+          <w:lang w:eastAsia="en-US"/>
+        </w:rPr>
+        <w:t>https://github.com/IvanRojasG/Taller3Vacunas</w:t>
+      </w:r>
     </w:p>
     <w:p>
       <w:pPr>
-        <w:spacing w:line="276" w:lineRule="auto"/>
-        <w:rPr>
-          <w:rFonts w:ascii="Futura" w:hAnsi="Futura"/>
-          <w:lang w:val="es-CR"/>
-        </w:rPr>
-      </w:pPr>
-      <w:r>
-        <w:rPr>
-          <w:rFonts w:ascii="Futura" w:hAnsi="Futura"/>
-          <w:lang w:val="es-CR"/>
-        </w:rPr>
-        <w:t xml:space="preserve">Para ello debe Crear una Base de datos </w:t>
-      </w:r>
-      <w:r>
-        <w:rPr>
-          <w:rFonts w:ascii="Futura" w:hAnsi="Futura"/>
-          <w:lang w:val="es-CR"/>
-        </w:rPr>
-        <w:t xml:space="preserve">en JAVADB denominada Vacunas y se propone usar como usuario </w:t>
-      </w:r>
-      <w:proofErr w:type="spellStart"/>
-      <w:r>
-        <w:rPr>
-          <w:rFonts w:ascii="Futura" w:hAnsi="Futura"/>
-          <w:lang w:val="es-CR"/>
-        </w:rPr>
-        <w:t>adminSIS</w:t>
-      </w:r>
-      <w:proofErr w:type="spellEnd"/>
-      <w:r>
-        <w:rPr>
-          <w:rFonts w:ascii="Futura" w:hAnsi="Futura"/>
-          <w:lang w:val="es-CR"/>
-        </w:rPr>
-        <w:t xml:space="preserve"> y </w:t>
-      </w:r>
-      <w:proofErr w:type="spellStart"/>
-      <w:r>
-        <w:rPr>
-          <w:rFonts w:ascii="Futura" w:hAnsi="Futura"/>
-          <w:lang w:val="es-CR"/>
-        </w:rPr>
-        <w:t>password</w:t>
-      </w:r>
-      <w:proofErr w:type="spellEnd"/>
-      <w:r>
-        <w:rPr>
-          <w:rFonts w:ascii="Futura" w:hAnsi="Futura"/>
-          <w:lang w:val="es-CR"/>
-        </w:rPr>
-        <w:t xml:space="preserve"> </w:t>
-      </w:r>
-      <w:r>
-        <w:rPr>
-          <w:rFonts w:ascii="Futura" w:hAnsi="Futura"/>
-          <w:lang w:val="es-CR"/>
-        </w:rPr>
-        <w:t>SIS12345</w:t>
-      </w:r>
-      <w:r>
-        <w:rPr>
-          <w:rFonts w:ascii="Futura" w:hAnsi="Futura"/>
-          <w:lang w:val="es-CR"/>
-        </w:rPr>
-        <w:t xml:space="preserve"> . Si se modifica esto deberá ajustar la clase </w:t>
-      </w:r>
-      <w:proofErr w:type="spellStart"/>
-      <w:r>
-        <w:rPr>
-          <w:rFonts w:ascii="Futura" w:hAnsi="Futura"/>
-          <w:lang w:val="es-CR"/>
-        </w:rPr>
-        <w:t>ConexionDB</w:t>
-      </w:r>
-      <w:proofErr w:type="spellEnd"/>
-      <w:r>
-        <w:rPr>
-          <w:rFonts w:ascii="Futura" w:hAnsi="Futura"/>
-          <w:lang w:val="es-CR"/>
-        </w:rPr>
-        <w:t xml:space="preserve"> con sus nuevos valores.</w:t>
+        <w:pStyle w:val="p1"/>
+        <w:rPr>
+          <w:rFonts w:ascii="Futura" w:eastAsiaTheme="minorHAnsi" w:hAnsi="Futura" w:cstheme="minorBidi"/>
+          <w:lang w:eastAsia="en-US"/>
+        </w:rPr>
+      </w:pPr>
+      <w:r>
+        <w:rPr>
+          <w:rFonts w:ascii="Futura" w:eastAsiaTheme="minorHAnsi" w:hAnsi="Futura" w:cstheme="minorBidi"/>
+          <w:lang w:eastAsia="en-US"/>
+        </w:rPr>
+        <w:t>https://www.iconarchive.com/</w:t>
       </w:r>
     </w:p>
     <w:p>
@@ -1283,6 +1253,14 @@
           <w:lang w:val="es-CR"/>
         </w:rPr>
       </w:pPr>
+      <w:r>
+        <w:rPr>
+          <w:rFonts w:ascii="Arial" w:hAnsi="Arial" w:cs="Arial"/>
+          <w:rtl/>
+          <w:lang w:val="es-CR" w:bidi="he-IL"/>
+        </w:rPr>
+        <w:t>ןן</w:t>
+      </w:r>
     </w:p>
     <w:p>
       <w:pPr>
@@ -1292,13 +1270,160 @@
           <w:lang w:val="es-CR"/>
         </w:rPr>
       </w:pPr>
-      <w:r>
+    </w:p>
+    <w:p>
+      <w:pPr>
+        <w:spacing w:line="276" w:lineRule="auto"/>
         <w:rPr>
           <w:rFonts w:ascii="Futura" w:hAnsi="Futura"/>
           <w:lang w:val="es-CR"/>
         </w:rPr>
-        <w:t xml:space="preserve">La tabla a utilizar se creara con el script localizado en el paquete </w:t>
-      </w:r>
+      </w:pPr>
+      <w:r>
+        <w:rPr>
+          <w:rFonts w:ascii="Futura" w:hAnsi="Futura"/>
+          <w:lang w:val="es-CR"/>
+        </w:rPr>
+        <w:t xml:space="preserve">Para ello debe Crear una Base de datos </w:t>
+      </w:r>
+      <w:r>
+        <w:rPr>
+          <w:rFonts w:ascii="Futura" w:hAnsi="Futura"/>
+          <w:lang w:val="es-CR"/>
+        </w:rPr>
+        <w:t xml:space="preserve">en JAVADB denominada Vacunas y se propone usar como usuario </w:t>
+      </w:r>
+      <w:proofErr w:type="spellStart"/>
+      <w:r>
+        <w:rPr>
+          <w:rFonts w:ascii="Futura" w:hAnsi="Futura"/>
+          <w:lang w:val="es-CR"/>
+        </w:rPr>
+        <w:t>adminSIS</w:t>
+      </w:r>
+      <w:proofErr w:type="spellEnd"/>
+      <w:r>
+        <w:rPr>
+          <w:rFonts w:ascii="Futura" w:hAnsi="Futura"/>
+          <w:lang w:val="es-CR"/>
+        </w:rPr>
+        <w:t xml:space="preserve"> y </w:t>
+      </w:r>
+      <w:proofErr w:type="spellStart"/>
+      <w:proofErr w:type="gramStart"/>
+      <w:r>
+        <w:rPr>
+          <w:rFonts w:ascii="Futura" w:hAnsi="Futura"/>
+          <w:lang w:val="es-CR"/>
+        </w:rPr>
+        <w:t>password</w:t>
+      </w:r>
+      <w:proofErr w:type="spellEnd"/>
+      <w:proofErr w:type="gramEnd"/>
+      <w:r>
+        <w:rPr>
+          <w:rFonts w:ascii="Futura" w:hAnsi="Futura"/>
+          <w:lang w:val="es-CR"/>
+        </w:rPr>
+        <w:t xml:space="preserve"> </w:t>
+      </w:r>
+      <w:r>
+        <w:rPr>
+          <w:rFonts w:ascii="Futura" w:hAnsi="Futura"/>
+          <w:lang w:val="es-CR"/>
+        </w:rPr>
+        <w:t>SIS</w:t>
+      </w:r>
+      <w:proofErr w:type="gramStart"/>
+      <w:r>
+        <w:rPr>
+          <w:rFonts w:ascii="Futura" w:hAnsi="Futura"/>
+          <w:lang w:val="es-CR"/>
+        </w:rPr>
+        <w:t>12345</w:t>
+      </w:r>
+      <w:r>
+        <w:rPr>
+          <w:rFonts w:ascii="Futura" w:hAnsi="Futura"/>
+          <w:lang w:val="es-CR"/>
+        </w:rPr>
+        <w:t xml:space="preserve"> .</w:t>
+      </w:r>
+      <w:proofErr w:type="gramEnd"/>
+      <w:r>
+        <w:rPr>
+          <w:rFonts w:ascii="Futura" w:hAnsi="Futura"/>
+          <w:lang w:val="es-CR"/>
+        </w:rPr>
+        <w:t xml:space="preserve"> Si se modifica esto deberá ajustar la clase </w:t>
+      </w:r>
+      <w:proofErr w:type="spellStart"/>
+      <w:r>
+        <w:rPr>
+          <w:rFonts w:ascii="Futura" w:hAnsi="Futura"/>
+          <w:lang w:val="es-CR"/>
+        </w:rPr>
+        <w:t>ConexionDB</w:t>
+      </w:r>
+      <w:proofErr w:type="spellEnd"/>
+      <w:r>
+        <w:rPr>
+          <w:rFonts w:ascii="Futura" w:hAnsi="Futura"/>
+          <w:lang w:val="es-CR"/>
+        </w:rPr>
+        <w:t xml:space="preserve"> con sus nuevos valores.</w:t>
+      </w:r>
+    </w:p>
+    <w:p>
+      <w:pPr>
+        <w:spacing w:line="276" w:lineRule="auto"/>
+        <w:rPr>
+          <w:rFonts w:ascii="Futura" w:hAnsi="Futura"/>
+          <w:lang w:val="es-CR"/>
+        </w:rPr>
+      </w:pPr>
+    </w:p>
+    <w:p>
+      <w:pPr>
+        <w:spacing w:line="276" w:lineRule="auto"/>
+        <w:rPr>
+          <w:rFonts w:ascii="Futura" w:hAnsi="Futura"/>
+          <w:lang w:val="es-CR"/>
+        </w:rPr>
+      </w:pPr>
+      <w:proofErr w:type="gramStart"/>
+      <w:r>
+        <w:rPr>
+          <w:rFonts w:ascii="Futura" w:hAnsi="Futura"/>
+          <w:lang w:val="es-CR"/>
+        </w:rPr>
+        <w:t>La tabla a utilizar</w:t>
+      </w:r>
+      <w:proofErr w:type="gramEnd"/>
+      <w:r>
+        <w:rPr>
+          <w:rFonts w:ascii="Futura" w:hAnsi="Futura"/>
+          <w:lang w:val="es-CR"/>
+        </w:rPr>
+        <w:t xml:space="preserve"> se </w:t>
+      </w:r>
+      <w:proofErr w:type="gramStart"/>
+      <w:r>
+        <w:rPr>
+          <w:rFonts w:ascii="Futura" w:hAnsi="Futura"/>
+          <w:lang w:val="es-CR"/>
+        </w:rPr>
+        <w:t>creara</w:t>
+      </w:r>
+      <w:proofErr w:type="gramEnd"/>
+      <w:r>
+        <w:rPr>
+          <w:rFonts w:ascii="Futura" w:hAnsi="Futura"/>
+          <w:lang w:val="es-CR"/>
+        </w:rPr>
+        <w:t xml:space="preserve"> con el script localizado en el paquete </w:t>
+      </w:r>
+      <w:proofErr w:type="gramStart"/>
       <w:r>
         <w:rPr>
           <w:rFonts w:ascii="Futura" w:hAnsi="Futura"/>
@@ -1315,7 +1440,17 @@
           <w:iCs/>
           <w:lang w:val="es-CR"/>
         </w:rPr>
-        <w:t xml:space="preserve"> , </w:t>
+        <w:t xml:space="preserve"> ,</w:t>
+      </w:r>
+      <w:proofErr w:type="gramEnd"/>
+      <w:r>
+        <w:rPr>
+          <w:rFonts w:ascii="Futura" w:hAnsi="Futura"/>
+          <w:i/>
+          <w:iCs/>
+          <w:lang w:val="es-CR"/>
+        </w:rPr>
+        <w:t xml:space="preserve"> </w:t>
       </w:r>
       <w:r>
         <w:rPr>
@@ -7606,6 +7741,7 @@
   <w:style w:type="character" w:default="1" w:styleId="Fuentedeprrafopredeter">
     <w:name w:val="Default Paragraph Font"/>
     <w:uiPriority w:val="1"/>
+    <w:semiHidden/>
     <w:unhideWhenUsed/>
   </w:style>
   <w:style w:type="table" w:default="1" w:styleId="Tablanormal">
